--- a/docs/递交版/卡J-MDT带话纸.docx
+++ b/docs/递交版/卡J-MDT带话纸.docx
@@ -50,12 +50,63 @@
         <w:ind w:left="400"/>
       </w:pPr>
       <w:r>
-        <w:t xml:space="preserve">患者 2025-12-20 外院术后仅 9 个月即腹腔多发（短复发间隔为不良预后因素），伴 ER 表达丢失、Ki-67 升高。若本次手术有残留，请按转移性疾病尽早启动一线全身治疗；若切净，鉴于上述高危特征，请按 ESGO/EURACAN 2024 讨论以蒽环为基础的辅助化疗（指南措辞“应予考虑”；回顾性证据：法国肉瘤组 39 例多因素分析（化疗亚组 n=11，中位随访 33 个月），辅助化疗与总生存改善相关，中位 41.0 vs 10.3 个月，P=0.034；NCDB 1383 例方向一致；前瞻证据尚缺——上述均为回顾性、非随机、样本量小）。若最终分型为低级别或 ER 保留，也请一并讨论内分泌治疗路径（芳香化酶抑制剂/孕激素，进展后氟维司群）——我们不预判方向，只想让两条路都被 MDT 看到。  </w:t>
+        <w:t xml:space="preserve">患者 2025-12-20 外院术后仅 9 个月即腹腔多发（短复发间隔为不良预后因素），伴 ER 表达丢失、Ki-67 升高。若本次手术有残留，请按转移性疾病尽早启动一线全身治疗；若切净，鉴于上述高危特征，请按 ESGO/EURACAN/GCIG 2024 讨论以蒽环为基础的辅助化疗（指南措辞“应予考虑”；一线可选：多柔比星±异环磷酰胺/达卡巴嗪，或吉西他滨+多西他赛（不适合蒽环者）；回顾性证据：法国肉瘤组 39 例多因素分析（化疗亚组 n=11，中位随访 33 个月），辅助化疗与总生存改善相关，中位 41.0 vs 10.3 个月，P=0.034；NCDB 1383 例方向一致；前瞻证据尚缺——上述均为回顾性、非随机、样本量小）。若最终分型为低级别或 ER 保留，也请一并讨论内分泌治疗路径（芳香化酶抑制剂/孕激素，进展后氟维司群）——我们不预判方向，只想让两条路都被 MDT 看到。  </w:t>
       </w:r>
     </w:p>
     <w:p>
       <w:r>
-        <w:t>*（真实基线：CA125 140.1↑、D-二聚体2.22↑、淋巴0.66↓、前白蛋白134↓、骶前5.5×6.1cm SUV5.6）*</w:t>
+        <w:t xml:space="preserve">*（真实基线：CA125 140.1↑、D-二聚体2.22↑、淋巴0.66↓、前白蛋白134↓、骶前5.5×6.1cm SUV5.6）* </w:t>
+      </w:r>
+      <w:r>
+        <w:rPr>
+          <w:b/>
+        </w:rPr>
+        <w:t>高级别最新方向（不限于蒽环）：</w:t>
+      </w:r>
+    </w:p>
+    <w:p>
+      <w:pPr>
+        <w:pStyle w:val="ListBullet"/>
+        <w:ind w:left="1000"/>
+      </w:pPr>
+      <w:r>
+        <w:t>YWHAE::NUTM2型：文献报道对蒽环类高度敏感，可考虑多柔比星±异环磷酰胺（PathologyOutlines 2023：Anthracycline based chemotherapy for YWHAE sarcomas）；</w:t>
+      </w:r>
+    </w:p>
+    <w:p>
+      <w:pPr>
+        <w:pStyle w:val="ListBullet"/>
+        <w:ind w:left="1000"/>
+      </w:pPr>
+      <w:r>
+        <w:t>BCOR重排/ITD型：常见 CDK4 扩增/CDKN2A缺失，可讨论 CDK4/6抑制剂（palbociclib等）±MDM2抑制剂临床试验（Genomic profiling 2020：Most BCOR-mutated may be eligible for CDK4 inhibitors）；</w:t>
+      </w:r>
+    </w:p>
+    <w:p>
+      <w:pPr>
+        <w:pStyle w:val="ListBullet"/>
+        <w:ind w:left="1000"/>
+      </w:pPr>
+      <w:r>
+        <w:t>二线及可选：吉西他滨+多西他赛（真实世界 ULMS ORR 35.9% vs AI 26.5%）、曲贝替定（trabectedin，HG-ESS 病例中位稳定 17个月，含放疗协同）、帕唑帕尼（pazopanib）、安罗替尼单药或联合化疗（ALTN-III-04 思路：ORR 35.7%、PFS 8.25月，辅助高级别肉瘤 DFS HR 0.47）；</w:t>
+      </w:r>
+    </w:p>
+    <w:p>
+      <w:pPr>
+        <w:pStyle w:val="ListBullet"/>
+        <w:ind w:left="1000"/>
+      </w:pPr>
+      <w:r>
+        <w:t>NTRK融合：拉罗替尼/恩曲替尼（TRK抑制剂，泛瘤种 ORR 79%，肉瘤 74%）；</w:t>
+      </w:r>
+    </w:p>
+    <w:p>
+      <w:pPr>
+        <w:pStyle w:val="ListBullet"/>
+        <w:ind w:left="1000"/>
+      </w:pPr>
+      <w:r>
+        <w:t>免疫：dMMR/MSI-H 可讨论 PD-1；YWHAE-NUTM2 融合可作为 TCR-T 新抗原（2025综述），MAGE-A4≥2+且≥30% + HLA-A*02 可考虑 TCR-T 试验。</w:t>
       </w:r>
     </w:p>
     <w:p/>
@@ -128,7 +179,7 @@
         <w:t>26-25469</w:t>
       </w:r>
       <w:r>
-        <w:t>（2026-09-18 左下腹取材）已备送 NGS。</w:t>
+        <w:t>（2026-09-18 左下腹取材，标本条码/报告单号 2926091512534942717，照片原件同号）已备送 NGS（DNA+RNA双线，要求逐条报 JAZF1::SUZ12/YWHAE::NUTM2/BCOR/PHF1/NTRK/ESR1/KDM2B 融合有无及是否 RNA线，CDK4/MDM2扩增、CDKN2A/B缺失、MSI/TMB）。</w:t>
       </w:r>
     </w:p>
     <w:p/>
@@ -138,7 +189,7 @@
         <w:ind w:left="400"/>
       </w:pPr>
       <w:r>
-        <w:t>全身方案请考虑含安罗替尼的组合（NRDL 肉瘤适应症）。骶前 5.5×6.1cm 病灶与直肠上段、乙状结肠分界不清——安罗替尼等抗血管药有胃肠穿孔/瘘风险，请 MDT 先评估肠管安全性再定。</w:t>
+        <w:t>全身方案请考虑含安罗替尼的组合（NRDL 肉瘤适应症，ALTN-III-04为安罗替尼联合化疗思路）。骶前 5.5×6.1cm 病灶与直肠上段、乙状结肠分界不清——安罗替尼等抗血管药有胃肠穿孔/瘘风险，请 MDT 先评估肠管安全性再定。</w:t>
       </w:r>
     </w:p>
     <w:p/>
@@ -187,7 +238,7 @@
         <w:ind w:left="400"/>
       </w:pPr>
       <w:r>
-        <w:t>家属自费加做 HER2/CD3/CD8/MAGE-A4 免疫组化及 NGS，报告回来当天提交一份给主治，所有结果均供 MDT 参考。</w:t>
+        <w:t>家属自费加做 HER2/CD3/CD8/MAGE-A4 免疫组化及 NGS（拟于9/22手术多灶标本申请，26-25469穿刺已做ER−/PR−/cyclin D1+/Ki-67热点约20%但需多灶复核），报告回来当天提交一份给主治，所有结果均供 MDT 参考。</w:t>
       </w:r>
     </w:p>
     <w:p/>
@@ -244,6 +295,7 @@
         <w:t>*随附：12 月手术记录复印件 ／ 石蜡病理报告 255317 复印件（含 IHC 12 项）／ 会诊报告 H26-09047 复印件 ／ 9-18穿刺病理报告复印件（26-25469）*</w:t>
       </w:r>
     </w:p>
+    <w:p/>
     <w:sectPr>
       <w:pgSz w:w="12240" w:h="15840"/>
       <w:pgMar w:top="1440" w:right="1800" w:bottom="1440" w:left="1800" w:header="720" w:footer="720" w:gutter="0"/>
